--- a/Documentos/MIA — Reporte Mensual (Julio 2026).docx
+++ b/Documentos/MIA — Reporte Mensual (Julio 2026).docx
@@ -18,7 +18,7 @@
         <w:pStyle w:val="Subttulo"/>
       </w:pPr>
       <w:r>
-        <w:t>Reporte mensual · Edición Julio 2026 — provisional (nowcast)</w:t>
+        <w:t>Reporte mensual · Edición Julio 2026 — cierre definitivo</w:t>
       </w:r>
     </w:p>
     <w:p>
@@ -48,19 +48,19 @@
         <w:rPr>
           <w:b/>
         </w:rPr>
-        <w:t>55,33</w:t>
+        <w:t>55,49</w:t>
       </w:r>
       <w:r>
-        <w:t xml:space="preserve"> sobre 100 (provisional (nowcast)). El índice baja </w:t>
+        <w:t xml:space="preserve"> sobre 100 (cierre definitivo). El índice baja </w:t>
       </w:r>
       <w:r>
         <w:rPr>
           <w:b/>
         </w:rPr>
-        <w:t>−0,40</w:t>
+        <w:t>−0,69</w:t>
       </w:r>
       <w:r>
-        <w:t xml:space="preserve"> puntos respecto de Junio 2026 (55,73). Interanual (Julio 2025: 51,21): +4,12. El eje que más incide es </w:t>
+        <w:t xml:space="preserve"> puntos respecto de Junio 2026 (56,18). Interanual (Julio 2025: 51,50): +3,99. El eje que más incide es </w:t>
       </w:r>
       <w:r>
         <w:rPr>
@@ -90,7 +90,7 @@
       <w:r>
         <w:drawing>
           <wp:inline xmlns:a="http://schemas.openxmlformats.org/drawingml/2006/main" xmlns:pic="http://schemas.openxmlformats.org/drawingml/2006/picture">
-            <wp:extent cx="5057775" cy="2329986"/>
+            <wp:extent cx="5057775" cy="2335233"/>
             <wp:docPr id="1" name="Picture 1"/>
             <wp:cNvGraphicFramePr>
               <a:graphicFrameLocks noChangeAspect="1"/>
@@ -111,7 +111,7 @@
                   <pic:spPr>
                     <a:xfrm>
                       <a:off x="0" y="0"/>
-                      <a:ext cx="5057775" cy="2329986"/>
+                      <a:ext cx="5057775" cy="2335233"/>
                     </a:xfrm>
                     <a:prstGeom prst="rect"/>
                   </pic:spPr>
@@ -140,7 +140,7 @@
       <w:r>
         <w:drawing>
           <wp:inline xmlns:a="http://schemas.openxmlformats.org/drawingml/2006/main" xmlns:pic="http://schemas.openxmlformats.org/drawingml/2006/picture">
-            <wp:extent cx="5057775" cy="2530782"/>
+            <wp:extent cx="5057775" cy="2536482"/>
             <wp:docPr id="2" name="Picture 2"/>
             <wp:cNvGraphicFramePr>
               <a:graphicFrameLocks noChangeAspect="1"/>
@@ -161,7 +161,7 @@
                   <pic:spPr>
                     <a:xfrm>
                       <a:off x="0" y="0"/>
-                      <a:ext cx="5057775" cy="2530782"/>
+                      <a:ext cx="5057775" cy="2536482"/>
                     </a:xfrm>
                     <a:prstGeom prst="rect"/>
                   </pic:spPr>
@@ -400,7 +400,7 @@
                 <w:b w:val="0"/>
                 <w:sz w:val="18"/>
               </w:rPr>
-              <w:t>55,73</w:t>
+              <w:t>56,18</w:t>
             </w:r>
           </w:p>
         </w:tc>
@@ -417,7 +417,7 @@
                 <w:b w:val="0"/>
                 <w:sz w:val="18"/>
               </w:rPr>
-              <w:t>55,33</w:t>
+              <w:t>55,49</w:t>
             </w:r>
           </w:p>
         </w:tc>
@@ -435,7 +435,7 @@
                 <w:color w:val="B02020"/>
                 <w:sz w:val="18"/>
               </w:rPr>
-              <w:t>−0,40</w:t>
+              <w:t>−0,69</w:t>
             </w:r>
           </w:p>
         </w:tc>
@@ -488,7 +488,7 @@
                 <w:b w:val="0"/>
                 <w:sz w:val="18"/>
               </w:rPr>
-              <w:t>53,16</w:t>
+              <w:t>54,07</w:t>
             </w:r>
           </w:p>
         </w:tc>
@@ -505,7 +505,7 @@
                 <w:b w:val="0"/>
                 <w:sz w:val="18"/>
               </w:rPr>
-              <w:t>51,54</w:t>
+              <w:t>51,79</w:t>
             </w:r>
           </w:p>
         </w:tc>
@@ -523,7 +523,7 @@
                 <w:color w:val="B02020"/>
                 <w:sz w:val="18"/>
               </w:rPr>
-              <w:t>−1,62</w:t>
+              <w:t>−2,28</w:t>
             </w:r>
           </w:p>
         </w:tc>
@@ -576,7 +576,7 @@
                 <w:b w:val="0"/>
                 <w:sz w:val="18"/>
               </w:rPr>
-              <w:t>51,50</w:t>
+              <w:t>51,26</w:t>
             </w:r>
           </w:p>
         </w:tc>
@@ -593,7 +593,7 @@
                 <w:b w:val="0"/>
                 <w:sz w:val="18"/>
               </w:rPr>
-              <w:t>50,11</w:t>
+              <w:t>49,70</w:t>
             </w:r>
           </w:p>
         </w:tc>
@@ -611,7 +611,7 @@
                 <w:color w:val="B02020"/>
                 <w:sz w:val="18"/>
               </w:rPr>
-              <w:t>−1,39</w:t>
+              <w:t>−1,56</w:t>
             </w:r>
           </w:p>
         </w:tc>
@@ -681,7 +681,7 @@
                 <w:b w:val="0"/>
                 <w:sz w:val="18"/>
               </w:rPr>
-              <w:t>45,39</w:t>
+              <w:t>45,05</w:t>
             </w:r>
           </w:p>
         </w:tc>
@@ -699,7 +699,7 @@
                 <w:color w:val="B02020"/>
                 <w:sz w:val="18"/>
               </w:rPr>
-              <w:t>−0,11</w:t>
+              <w:t>−0,45</w:t>
             </w:r>
           </w:p>
         </w:tc>
@@ -840,7 +840,7 @@
                 <w:b w:val="0"/>
                 <w:sz w:val="18"/>
               </w:rPr>
-              <w:t>66,86</w:t>
+              <w:t>68,36</w:t>
             </w:r>
           </w:p>
         </w:tc>
@@ -857,7 +857,7 @@
                 <w:b w:val="0"/>
                 <w:sz w:val="18"/>
               </w:rPr>
-              <w:t>66,75</w:t>
+              <w:t>68,33</w:t>
             </w:r>
           </w:p>
         </w:tc>
@@ -875,7 +875,7 @@
                 <w:color w:val="B02020"/>
                 <w:sz w:val="18"/>
               </w:rPr>
-              <w:t>−0,11</w:t>
+              <w:t>−0,04</w:t>
             </w:r>
           </w:p>
         </w:tc>
@@ -1103,7 +1103,7 @@
                 <w:b/>
                 <w:sz w:val="18"/>
               </w:rPr>
-              <w:t>Transparencia (AIP)</w:t>
+              <w:t>ATN (federalismo)</w:t>
             </w:r>
           </w:p>
         </w:tc>
@@ -1137,7 +1137,7 @@
                 <w:b w:val="0"/>
                 <w:sz w:val="18"/>
               </w:rPr>
-              <w:t>69,1</w:t>
+              <w:t>89,2</w:t>
             </w:r>
           </w:p>
         </w:tc>
@@ -1154,7 +1154,7 @@
                 <w:b w:val="0"/>
                 <w:sz w:val="18"/>
               </w:rPr>
-              <w:t>65,8</w:t>
+              <w:t>80,9</w:t>
             </w:r>
           </w:p>
         </w:tc>
@@ -1172,7 +1172,7 @@
                 <w:color w:val="B02020"/>
                 <w:sz w:val="18"/>
               </w:rPr>
-              <w:t>−3,3</w:t>
+              <w:t>−8,3</w:t>
             </w:r>
           </w:p>
         </w:tc>
@@ -1191,7 +1191,7 @@
                 <w:b/>
                 <w:sz w:val="18"/>
               </w:rPr>
-              <w:t>DNU vs Leyes</w:t>
+              <w:t>Transparencia (AIP)</w:t>
             </w:r>
           </w:p>
         </w:tc>
@@ -1225,7 +1225,7 @@
                 <w:b w:val="0"/>
                 <w:sz w:val="18"/>
               </w:rPr>
-              <w:t>3,7</w:t>
+              <w:t>69,1</w:t>
             </w:r>
           </w:p>
         </w:tc>
@@ -1242,7 +1242,7 @@
                 <w:b w:val="0"/>
                 <w:sz w:val="18"/>
               </w:rPr>
-              <w:t>0,9</w:t>
+              <w:t>65,8</w:t>
             </w:r>
           </w:p>
         </w:tc>
@@ -1260,7 +1260,7 @@
                 <w:color w:val="B02020"/>
                 <w:sz w:val="18"/>
               </w:rPr>
-              <w:t>−2,8</w:t>
+              <w:t>−3,3</w:t>
             </w:r>
           </w:p>
         </w:tc>
@@ -1279,7 +1279,7 @@
                 <w:b/>
                 <w:sz w:val="18"/>
               </w:rPr>
-              <w:t>Calidad Normativa</w:t>
+              <w:t>Eficacia de Control</w:t>
             </w:r>
           </w:p>
         </w:tc>
@@ -1313,7 +1313,7 @@
                 <w:b w:val="0"/>
                 <w:sz w:val="18"/>
               </w:rPr>
-              <w:t>68,6</w:t>
+              <w:t>27,4</w:t>
             </w:r>
           </w:p>
         </w:tc>
@@ -1330,7 +1330,7 @@
                 <w:b w:val="0"/>
                 <w:sz w:val="18"/>
               </w:rPr>
-              <w:t>66,3</w:t>
+              <w:t>25,2</w:t>
             </w:r>
           </w:p>
         </w:tc>
@@ -1348,7 +1348,7 @@
                 <w:color w:val="B02020"/>
                 <w:sz w:val="18"/>
               </w:rPr>
-              <w:t>−2,3</w:t>
+              <w:t>−2,2</w:t>
             </w:r>
           </w:p>
         </w:tc>
@@ -1367,7 +1367,7 @@
                 <w:b/>
                 <w:sz w:val="18"/>
               </w:rPr>
-              <w:t>ATN (federalismo)</w:t>
+              <w:t>Costo del Legislativo</w:t>
             </w:r>
           </w:p>
         </w:tc>
@@ -1384,7 +1384,7 @@
                 <w:b w:val="0"/>
                 <w:sz w:val="18"/>
               </w:rPr>
-              <w:t>Ejecutivo</w:t>
+              <w:t>Legislativo</w:t>
             </w:r>
           </w:p>
         </w:tc>
@@ -1401,7 +1401,7 @@
                 <w:b w:val="0"/>
                 <w:sz w:val="18"/>
               </w:rPr>
-              <w:t>86,7</w:t>
+              <w:t>84,9</w:t>
             </w:r>
           </w:p>
         </w:tc>
@@ -1418,7 +1418,7 @@
                 <w:b w:val="0"/>
                 <w:sz w:val="18"/>
               </w:rPr>
-              <w:t>85,5</w:t>
+              <w:t>83,6</w:t>
             </w:r>
           </w:p>
         </w:tc>
@@ -1436,7 +1436,7 @@
                 <w:color w:val="B02020"/>
                 <w:sz w:val="18"/>
               </w:rPr>
-              <w:t>−1,2</w:t>
+              <w:t>−1,3</w:t>
             </w:r>
           </w:p>
         </w:tc>
@@ -1455,7 +1455,7 @@
                 <w:b/>
                 <w:sz w:val="18"/>
               </w:rPr>
-              <w:t>Costo del Legislativo</w:t>
+              <w:t>DNU vs Leyes</w:t>
             </w:r>
           </w:p>
         </w:tc>
@@ -1472,7 +1472,7 @@
                 <w:b w:val="0"/>
                 <w:sz w:val="18"/>
               </w:rPr>
-              <w:t>Legislativo</w:t>
+              <w:t>Ejecutivo</w:t>
             </w:r>
           </w:p>
         </w:tc>
@@ -1489,7 +1489,7 @@
                 <w:b w:val="0"/>
                 <w:sz w:val="18"/>
               </w:rPr>
-              <w:t>84,9</w:t>
+              <w:t>4,7</w:t>
             </w:r>
           </w:p>
         </w:tc>
@@ -1506,7 +1506,7 @@
                 <w:b w:val="0"/>
                 <w:sz w:val="18"/>
               </w:rPr>
-              <w:t>83,9</w:t>
+              <w:t>3,4</w:t>
             </w:r>
           </w:p>
         </w:tc>
@@ -1524,7 +1524,7 @@
                 <w:color w:val="B02020"/>
                 <w:sz w:val="18"/>
               </w:rPr>
-              <w:t>−1,0</w:t>
+              <w:t>−1,3</w:t>
             </w:r>
           </w:p>
         </w:tc>
@@ -1543,7 +1543,7 @@
                 <w:b/>
                 <w:sz w:val="18"/>
               </w:rPr>
-              <w:t>Eficacia de Control</w:t>
+              <w:t>Cobertura Judicial</w:t>
             </w:r>
           </w:p>
         </w:tc>
@@ -1560,7 +1560,7 @@
                 <w:b w:val="0"/>
                 <w:sz w:val="18"/>
               </w:rPr>
-              <w:t>Legislativo</w:t>
+              <w:t>Judicial</w:t>
             </w:r>
           </w:p>
         </w:tc>
@@ -1577,7 +1577,7 @@
                 <w:b w:val="0"/>
                 <w:sz w:val="18"/>
               </w:rPr>
-              <w:t>28,9</w:t>
+              <w:t>68,8</w:t>
             </w:r>
           </w:p>
         </w:tc>
@@ -1594,7 +1594,7 @@
                 <w:b w:val="0"/>
                 <w:sz w:val="18"/>
               </w:rPr>
-              <w:t>28,2</w:t>
+              <w:t>67,7</w:t>
             </w:r>
           </w:p>
         </w:tc>
@@ -1612,7 +1612,7 @@
                 <w:color w:val="B02020"/>
                 <w:sz w:val="18"/>
               </w:rPr>
-              <w:t>−0,7</w:t>
+              <w:t>−1,1</w:t>
             </w:r>
           </w:p>
         </w:tc>
@@ -1631,7 +1631,7 @@
                 <w:b/>
                 <w:sz w:val="18"/>
               </w:rPr>
-              <w:t>Letras intransferibles</w:t>
+              <w:t>Calidad Normativa</w:t>
             </w:r>
           </w:p>
         </w:tc>
@@ -1648,7 +1648,7 @@
                 <w:b w:val="0"/>
                 <w:sz w:val="18"/>
               </w:rPr>
-              <w:t>Banco Central</w:t>
+              <w:t>Legislativo</w:t>
             </w:r>
           </w:p>
         </w:tc>
@@ -1665,7 +1665,7 @@
                 <w:b w:val="0"/>
                 <w:sz w:val="18"/>
               </w:rPr>
-              <w:t>63,2</w:t>
+              <w:t>69,9</w:t>
             </w:r>
           </w:p>
         </w:tc>
@@ -1682,7 +1682,7 @@
                 <w:b w:val="0"/>
                 <w:sz w:val="18"/>
               </w:rPr>
-              <w:t>62,8</w:t>
+              <w:t>68,9</w:t>
             </w:r>
           </w:p>
         </w:tc>
@@ -1700,7 +1700,7 @@
                 <w:color w:val="B02020"/>
                 <w:sz w:val="18"/>
               </w:rPr>
-              <w:t>−0,4</w:t>
+              <w:t>−1,0</w:t>
             </w:r>
           </w:p>
         </w:tc>
@@ -1712,7 +1712,7 @@
         <w:jc w:val="both"/>
       </w:pPr>
       <w:r>
-        <w:t>Lectura de los datos: el movimiento del mes se explica sobre todo por Ejecutivo (−1,62), Prensa (+2,67), Legislativo (−1,39). Los principales cambios de variables figuran en la tabla anterior.</w:t>
+        <w:t>Lectura de los datos: el movimiento del mes se explica sobre todo por Ejecutivo (−2,28), Prensa (+2,67), Legislativo (−1,56). Los principales cambios de variables figuran en la tabla anterior.</w:t>
       </w:r>
     </w:p>
     <w:p>

--- a/Documentos/MIA — Reporte Mensual (Julio 2026).docx
+++ b/Documentos/MIA — Reporte Mensual (Julio 2026).docx
@@ -752,7 +752,7 @@
                 <w:b w:val="0"/>
                 <w:sz w:val="18"/>
               </w:rPr>
-              <w:t>69,02</w:t>
+              <w:t>69,03</w:t>
             </w:r>
           </w:p>
         </w:tc>
